--- a/testakten/familienrecht-zugewinn-kryptowerte-ferienwohnung-passau/06_wallet_notiz_steuerberater.docx
+++ b/testakten/familienrecht-zugewinn-kryptowerte-ferienwohnung-passau/06_wallet_notiz_steuerberater.docx
@@ -4,46 +4,632 @@
   <w:body>
     <w:p>
       <w:pPr>
-        <w:pStyle w:val="Heading1"/>
+        <w:spacing w:after="40"/>
       </w:pPr>
       <w:r>
-        <w:t>Notiz Steuerberater zu digitalen Vermögenswerten</w:t>
+        <w:rPr>
+          <w:rFonts w:ascii="Arial" w:hAnsi="Arial"/>
+          <w:b/>
+          <w:color w:val="17365D"/>
+          <w:sz w:val="17"/>
+        </w:rPr>
+        <w:t>STEUERLICHE AKTENNOTIZ</w:t>
       </w:r>
     </w:p>
     <w:p>
       <w:pPr>
-        <w:pStyle w:val="Heading2"/>
+        <w:spacing w:after="40"/>
       </w:pPr>
       <w:r>
-        <w:t>1. Fundlage</w:t>
-      </w:r>
-    </w:p>
-    <w:p>
-      <w:r>
-        <w:t>In den Unterlagen liegen Screenshots einer Wallet-App und Exportdateien ohne vollständige Signatur. Steuerlich wurden 2024 keine privaten Veräußerungsgeschäfte erklärt.</w:t>
+        <w:rPr>
+          <w:rFonts w:ascii="Arial" w:hAnsi="Arial"/>
+          <w:b/>
+          <w:sz w:val="25"/>
+        </w:rPr>
+        <w:t>Steuerkanzlei Rottaler</w:t>
       </w:r>
     </w:p>
     <w:p>
       <w:pPr>
-        <w:pStyle w:val="Heading2"/>
+        <w:spacing w:after="200"/>
       </w:pPr>
       <w:r>
-        <w:t>2. Prüfbedarf</w:t>
+        <w:rPr>
+          <w:rFonts w:ascii="Arial" w:hAnsi="Arial"/>
+          <w:color w:val="586069"/>
+          <w:sz w:val="17"/>
+        </w:rPr>
+        <w:t>Neuburger Straße 103 | 94036 Passau</w:t>
       </w:r>
     </w:p>
     <w:p>
+      <w:pPr>
+        <w:spacing w:after="160"/>
+      </w:pPr>
       <w:r>
-        <w:t>Zu klären sind Inhaberschaft, Anschaffungszeitpunkte, Transaktionshashes, Gegenwert am Stichtag und etwaiger Verbrauch für Familienunterhalt.</w:t>
+        <w:t>Kanzlei Donau Familienrecht</w:t>
+      </w:r>
+    </w:p>
+    <w:p>
+      <w:pPr>
+        <w:spacing w:after="80"/>
+      </w:pPr>
+      <w:r>
+        <w:rPr>
+          <w:rFonts w:ascii="Arial" w:hAnsi="Arial"/>
+          <w:color w:val="586069"/>
+          <w:sz w:val="18"/>
+        </w:rPr>
+        <w:t>Datum: 16.06.2026  |  Zeichen: RO/KR-2026-17</w:t>
+      </w:r>
+    </w:p>
+    <w:p>
+      <w:pPr>
+        <w:pStyle w:val="Title"/>
+      </w:pPr>
+      <w:r>
+        <w:t>Aktennotiz zu digitalen Vermögenswerten</w:t>
+      </w:r>
+    </w:p>
+    <w:p>
+      <w:pPr>
+        <w:jc w:val="both"/>
+      </w:pPr>
+      <w:r>
+        <w:t>Die vorliegenden Dateien wurden auf technische Plausibilität, nicht auf Eigentum oder familienrechtliche Zurechnung geprüft. Private Schlüssel wurden weder angefordert noch eingesehen.</w:t>
+      </w:r>
+    </w:p>
+    <w:p>
+      <w:pPr>
+        <w:pStyle w:val="Heading1"/>
+      </w:pPr>
+      <w:r>
+        <w:t>1. Datenbestand</w:t>
+      </w:r>
+    </w:p>
+    <w:p>
+      <w:pPr>
+        <w:jc w:val="both"/>
+      </w:pPr>
+      <w:r>
+        <w:t>Vorliegen: drei Screenshots einer Wallet-Anwendung vom 20. und 22. Dezember 2025, eine CSV-Datei mit 34 Buchungen, zwei Börsenabrechnungen aus 2024 und drei Transaktionshashes. Die CSV enthält keine verifizierte Signatur. Ein Screenshot weist 2,84 Bitcoin und 31,6 Ether aus; der Kontoinhaber ist nicht sichtbar.</w:t>
+      </w:r>
+    </w:p>
+    <w:p>
+      <w:pPr>
+        <w:pStyle w:val="Heading1"/>
+      </w:pPr>
+      <w:r>
+        <w:t>2. Transaktionen</w:t>
+      </w:r>
+    </w:p>
+    <w:tbl>
+      <w:tblPr>
+        <w:tblStyle w:val="TableGrid"/>
+        <w:tblW w:type="dxa" w:w="9600"/>
+        <w:tblLayout w:type="fixed"/>
+        <w:tblLook w:firstColumn="1" w:firstRow="1" w:lastColumn="0" w:lastRow="0" w:noHBand="0" w:noVBand="1" w:val="04A0"/>
+        <w:tblInd w:w="120" w:type="dxa"/>
+      </w:tblPr>
+      <w:tblGrid>
+        <w:gridCol w:w="1800"/>
+        <w:gridCol w:w="2100"/>
+        <w:gridCol w:w="1800"/>
+        <w:gridCol w:w="3900"/>
+      </w:tblGrid>
+      <w:tr>
+        <w:trPr>
+          <w:tblHeader w:val="true"/>
+        </w:trPr>
+        <w:tc>
+          <w:tcPr>
+            <w:tcW w:type="dxa" w:w="1800"/>
+            <w:vAlign w:val="center"/>
+            <w:shd w:fill="DCE6F1"/>
+            <w:tcMar>
+              <w:top w:w="90" w:type="dxa"/>
+              <w:start w:w="120" w:type="dxa"/>
+              <w:bottom w:w="90" w:type="dxa"/>
+              <w:end w:w="120" w:type="dxa"/>
+            </w:tcMar>
+          </w:tcPr>
+          <w:p>
+            <w:pPr>
+              <w:spacing w:after="0"/>
+            </w:pPr>
+            <w:r>
+              <w:rPr>
+                <w:rFonts w:ascii="Arial" w:hAnsi="Arial"/>
+                <w:b/>
+                <w:sz w:val="18"/>
+              </w:rPr>
+              <w:t>Datum</w:t>
+            </w:r>
+          </w:p>
+        </w:tc>
+        <w:tc>
+          <w:tcPr>
+            <w:tcW w:type="dxa" w:w="2100"/>
+            <w:vAlign w:val="center"/>
+            <w:shd w:fill="DCE6F1"/>
+            <w:tcMar>
+              <w:top w:w="90" w:type="dxa"/>
+              <w:start w:w="120" w:type="dxa"/>
+              <w:bottom w:w="90" w:type="dxa"/>
+              <w:end w:w="120" w:type="dxa"/>
+            </w:tcMar>
+          </w:tcPr>
+          <w:p>
+            <w:pPr>
+              <w:spacing w:after="0"/>
+            </w:pPr>
+            <w:r>
+              <w:rPr>
+                <w:rFonts w:ascii="Arial" w:hAnsi="Arial"/>
+                <w:b/>
+                <w:sz w:val="18"/>
+              </w:rPr>
+              <w:t>Vermögenswert</w:t>
+            </w:r>
+          </w:p>
+        </w:tc>
+        <w:tc>
+          <w:tcPr>
+            <w:tcW w:type="dxa" w:w="1800"/>
+            <w:vAlign w:val="center"/>
+            <w:shd w:fill="DCE6F1"/>
+            <w:tcMar>
+              <w:top w:w="90" w:type="dxa"/>
+              <w:start w:w="120" w:type="dxa"/>
+              <w:bottom w:w="90" w:type="dxa"/>
+              <w:end w:w="120" w:type="dxa"/>
+            </w:tcMar>
+          </w:tcPr>
+          <w:p>
+            <w:pPr>
+              <w:spacing w:after="0"/>
+            </w:pPr>
+            <w:r>
+              <w:rPr>
+                <w:rFonts w:ascii="Arial" w:hAnsi="Arial"/>
+                <w:b/>
+                <w:sz w:val="18"/>
+              </w:rPr>
+              <w:t>Menge</w:t>
+            </w:r>
+          </w:p>
+        </w:tc>
+        <w:tc>
+          <w:tcPr>
+            <w:tcW w:type="dxa" w:w="3900"/>
+            <w:vAlign w:val="center"/>
+            <w:shd w:fill="DCE6F1"/>
+            <w:tcMar>
+              <w:top w:w="90" w:type="dxa"/>
+              <w:start w:w="120" w:type="dxa"/>
+              <w:bottom w:w="90" w:type="dxa"/>
+              <w:end w:w="120" w:type="dxa"/>
+            </w:tcMar>
+          </w:tcPr>
+          <w:p>
+            <w:pPr>
+              <w:spacing w:after="0"/>
+            </w:pPr>
+            <w:r>
+              <w:rPr>
+                <w:rFonts w:ascii="Arial" w:hAnsi="Arial"/>
+                <w:b/>
+                <w:sz w:val="18"/>
+              </w:rPr>
+              <w:t>Ziel / Status</w:t>
+            </w:r>
+          </w:p>
+        </w:tc>
+      </w:tr>
+      <w:tr>
+        <w:tc>
+          <w:tcPr>
+            <w:tcW w:type="dxa" w:w="1800"/>
+            <w:vAlign w:val="center"/>
+            <w:tcMar>
+              <w:top w:w="90" w:type="dxa"/>
+              <w:start w:w="120" w:type="dxa"/>
+              <w:bottom w:w="90" w:type="dxa"/>
+              <w:end w:w="120" w:type="dxa"/>
+            </w:tcMar>
+          </w:tcPr>
+          <w:p>
+            <w:pPr>
+              <w:spacing w:after="0" w:line="259" w:lineRule="auto"/>
+            </w:pPr>
+            <w:r>
+              <w:rPr>
+                <w:rFonts w:ascii="Arial" w:hAnsi="Arial"/>
+                <w:sz w:val="17"/>
+              </w:rPr>
+              <w:t>22.12.2025</w:t>
+            </w:r>
+          </w:p>
+        </w:tc>
+        <w:tc>
+          <w:tcPr>
+            <w:tcW w:type="dxa" w:w="2100"/>
+            <w:vAlign w:val="center"/>
+            <w:tcMar>
+              <w:top w:w="90" w:type="dxa"/>
+              <w:start w:w="120" w:type="dxa"/>
+              <w:bottom w:w="90" w:type="dxa"/>
+              <w:end w:w="120" w:type="dxa"/>
+            </w:tcMar>
+          </w:tcPr>
+          <w:p>
+            <w:pPr>
+              <w:spacing w:after="0" w:line="259" w:lineRule="auto"/>
+            </w:pPr>
+            <w:r>
+              <w:rPr>
+                <w:rFonts w:ascii="Arial" w:hAnsi="Arial"/>
+                <w:sz w:val="17"/>
+              </w:rPr>
+              <w:t>Bitcoin</w:t>
+            </w:r>
+          </w:p>
+        </w:tc>
+        <w:tc>
+          <w:tcPr>
+            <w:tcW w:type="dxa" w:w="1800"/>
+            <w:vAlign w:val="center"/>
+            <w:tcMar>
+              <w:top w:w="90" w:type="dxa"/>
+              <w:start w:w="120" w:type="dxa"/>
+              <w:bottom w:w="90" w:type="dxa"/>
+              <w:end w:w="120" w:type="dxa"/>
+            </w:tcMar>
+          </w:tcPr>
+          <w:p>
+            <w:pPr>
+              <w:spacing w:after="0" w:line="259" w:lineRule="auto"/>
+            </w:pPr>
+            <w:r>
+              <w:rPr>
+                <w:rFonts w:ascii="Arial" w:hAnsi="Arial"/>
+                <w:sz w:val="17"/>
+              </w:rPr>
+              <w:t>0,75</w:t>
+            </w:r>
+          </w:p>
+        </w:tc>
+        <w:tc>
+          <w:tcPr>
+            <w:tcW w:type="dxa" w:w="3900"/>
+            <w:vAlign w:val="center"/>
+            <w:tcMar>
+              <w:top w:w="90" w:type="dxa"/>
+              <w:start w:w="120" w:type="dxa"/>
+              <w:bottom w:w="90" w:type="dxa"/>
+              <w:end w:w="120" w:type="dxa"/>
+            </w:tcMar>
+          </w:tcPr>
+          <w:p>
+            <w:pPr>
+              <w:spacing w:after="0" w:line="259" w:lineRule="auto"/>
+            </w:pPr>
+            <w:r>
+              <w:rPr>
+                <w:rFonts w:ascii="Arial" w:hAnsi="Arial"/>
+                <w:sz w:val="17"/>
+              </w:rPr>
+              <w:t>Adresse bc1q...7k2; Inhaber offen</w:t>
+            </w:r>
+          </w:p>
+        </w:tc>
+      </w:tr>
+      <w:tr>
+        <w:tc>
+          <w:tcPr>
+            <w:tcW w:type="dxa" w:w="1800"/>
+            <w:vAlign w:val="center"/>
+            <w:shd w:fill="F2F4F7"/>
+            <w:tcMar>
+              <w:top w:w="90" w:type="dxa"/>
+              <w:start w:w="120" w:type="dxa"/>
+              <w:bottom w:w="90" w:type="dxa"/>
+              <w:end w:w="120" w:type="dxa"/>
+            </w:tcMar>
+          </w:tcPr>
+          <w:p>
+            <w:pPr>
+              <w:spacing w:after="0" w:line="259" w:lineRule="auto"/>
+            </w:pPr>
+            <w:r>
+              <w:rPr>
+                <w:rFonts w:ascii="Arial" w:hAnsi="Arial"/>
+                <w:sz w:val="17"/>
+              </w:rPr>
+              <w:t>27.12.2025</w:t>
+            </w:r>
+          </w:p>
+        </w:tc>
+        <w:tc>
+          <w:tcPr>
+            <w:tcW w:type="dxa" w:w="2100"/>
+            <w:vAlign w:val="center"/>
+            <w:shd w:fill="F2F4F7"/>
+            <w:tcMar>
+              <w:top w:w="90" w:type="dxa"/>
+              <w:start w:w="120" w:type="dxa"/>
+              <w:bottom w:w="90" w:type="dxa"/>
+              <w:end w:w="120" w:type="dxa"/>
+            </w:tcMar>
+          </w:tcPr>
+          <w:p>
+            <w:pPr>
+              <w:spacing w:after="0" w:line="259" w:lineRule="auto"/>
+            </w:pPr>
+            <w:r>
+              <w:rPr>
+                <w:rFonts w:ascii="Arial" w:hAnsi="Arial"/>
+                <w:sz w:val="17"/>
+              </w:rPr>
+              <w:t>Ether</w:t>
+            </w:r>
+          </w:p>
+        </w:tc>
+        <w:tc>
+          <w:tcPr>
+            <w:tcW w:type="dxa" w:w="1800"/>
+            <w:vAlign w:val="center"/>
+            <w:shd w:fill="F2F4F7"/>
+            <w:tcMar>
+              <w:top w:w="90" w:type="dxa"/>
+              <w:start w:w="120" w:type="dxa"/>
+              <w:bottom w:w="90" w:type="dxa"/>
+              <w:end w:w="120" w:type="dxa"/>
+            </w:tcMar>
+          </w:tcPr>
+          <w:p>
+            <w:pPr>
+              <w:spacing w:after="0" w:line="259" w:lineRule="auto"/>
+            </w:pPr>
+            <w:r>
+              <w:rPr>
+                <w:rFonts w:ascii="Arial" w:hAnsi="Arial"/>
+                <w:sz w:val="17"/>
+              </w:rPr>
+              <w:t>12,0</w:t>
+            </w:r>
+          </w:p>
+        </w:tc>
+        <w:tc>
+          <w:tcPr>
+            <w:tcW w:type="dxa" w:w="3900"/>
+            <w:vAlign w:val="center"/>
+            <w:shd w:fill="F2F4F7"/>
+            <w:tcMar>
+              <w:top w:w="90" w:type="dxa"/>
+              <w:start w:w="120" w:type="dxa"/>
+              <w:bottom w:w="90" w:type="dxa"/>
+              <w:end w:w="120" w:type="dxa"/>
+            </w:tcMar>
+          </w:tcPr>
+          <w:p>
+            <w:pPr>
+              <w:spacing w:after="0" w:line="259" w:lineRule="auto"/>
+            </w:pPr>
+            <w:r>
+              <w:rPr>
+                <w:rFonts w:ascii="Arial" w:hAnsi="Arial"/>
+                <w:sz w:val="17"/>
+              </w:rPr>
+              <w:t>Adresse 0x91...af3; Inhaber offen</w:t>
+            </w:r>
+          </w:p>
+        </w:tc>
+      </w:tr>
+      <w:tr>
+        <w:tc>
+          <w:tcPr>
+            <w:tcW w:type="dxa" w:w="1800"/>
+            <w:vAlign w:val="center"/>
+            <w:tcMar>
+              <w:top w:w="90" w:type="dxa"/>
+              <w:start w:w="120" w:type="dxa"/>
+              <w:bottom w:w="90" w:type="dxa"/>
+              <w:end w:w="120" w:type="dxa"/>
+            </w:tcMar>
+          </w:tcPr>
+          <w:p>
+            <w:pPr>
+              <w:spacing w:after="0" w:line="259" w:lineRule="auto"/>
+            </w:pPr>
+            <w:r>
+              <w:rPr>
+                <w:rFonts w:ascii="Arial" w:hAnsi="Arial"/>
+                <w:sz w:val="17"/>
+              </w:rPr>
+              <w:t>29.12.2025</w:t>
+            </w:r>
+          </w:p>
+        </w:tc>
+        <w:tc>
+          <w:tcPr>
+            <w:tcW w:type="dxa" w:w="2100"/>
+            <w:vAlign w:val="center"/>
+            <w:tcMar>
+              <w:top w:w="90" w:type="dxa"/>
+              <w:start w:w="120" w:type="dxa"/>
+              <w:bottom w:w="90" w:type="dxa"/>
+              <w:end w:w="120" w:type="dxa"/>
+            </w:tcMar>
+          </w:tcPr>
+          <w:p>
+            <w:pPr>
+              <w:spacing w:after="0" w:line="259" w:lineRule="auto"/>
+            </w:pPr>
+            <w:r>
+              <w:rPr>
+                <w:rFonts w:ascii="Arial" w:hAnsi="Arial"/>
+                <w:sz w:val="17"/>
+              </w:rPr>
+              <w:t>Bitcoin</w:t>
+            </w:r>
+          </w:p>
+        </w:tc>
+        <w:tc>
+          <w:tcPr>
+            <w:tcW w:type="dxa" w:w="1800"/>
+            <w:vAlign w:val="center"/>
+            <w:tcMar>
+              <w:top w:w="90" w:type="dxa"/>
+              <w:start w:w="120" w:type="dxa"/>
+              <w:bottom w:w="90" w:type="dxa"/>
+              <w:end w:w="120" w:type="dxa"/>
+            </w:tcMar>
+          </w:tcPr>
+          <w:p>
+            <w:pPr>
+              <w:spacing w:after="0" w:line="259" w:lineRule="auto"/>
+            </w:pPr>
+            <w:r>
+              <w:rPr>
+                <w:rFonts w:ascii="Arial" w:hAnsi="Arial"/>
+                <w:sz w:val="17"/>
+              </w:rPr>
+              <w:t>0,40</w:t>
+            </w:r>
+          </w:p>
+        </w:tc>
+        <w:tc>
+          <w:tcPr>
+            <w:tcW w:type="dxa" w:w="3900"/>
+            <w:vAlign w:val="center"/>
+            <w:tcMar>
+              <w:top w:w="90" w:type="dxa"/>
+              <w:start w:w="120" w:type="dxa"/>
+              <w:bottom w:w="90" w:type="dxa"/>
+              <w:end w:w="120" w:type="dxa"/>
+            </w:tcMar>
+          </w:tcPr>
+          <w:p>
+            <w:pPr>
+              <w:spacing w:after="0" w:line="259" w:lineRule="auto"/>
+            </w:pPr>
+            <w:r>
+              <w:rPr>
+                <w:rFonts w:ascii="Arial" w:hAnsi="Arial"/>
+                <w:sz w:val="17"/>
+              </w:rPr>
+              <w:t>Börsenadresse laut Sebastian</w:t>
+            </w:r>
+          </w:p>
+        </w:tc>
+      </w:tr>
+    </w:tbl>
+    <w:p>
+      <w:pPr>
+        <w:spacing w:after="0"/>
+      </w:pPr>
+    </w:p>
+    <w:p>
+      <w:pPr>
+        <w:pStyle w:val="Heading1"/>
+      </w:pPr>
+      <w:r>
+        <w:t>3. Steuerunterlagen</w:t>
+      </w:r>
+    </w:p>
+    <w:p>
+      <w:pPr>
+        <w:jc w:val="both"/>
+      </w:pPr>
+      <w:r>
+        <w:t>In der Einkommensteuererklärung 2024 wurden keine privaten Veräußerungsgewinne erklärt. Für 2025 liegt noch keine Erklärung vor. Ob die Bestände länger als die jeweils maßgeblichen Haltezeiträume gehalten wurden, kann aus den Dateien nicht vollständig rekonstruiert werden. Anschaffungsbelege fehlen teilweise.</w:t>
+      </w:r>
+    </w:p>
+    <w:p>
+      <w:pPr>
+        <w:pStyle w:val="Heading1"/>
+      </w:pPr>
+      <w:r>
+        <w:t>4. Benötigte Nachweise</w:t>
+      </w:r>
+    </w:p>
+    <w:p>
+      <w:pPr>
+        <w:jc w:val="both"/>
+      </w:pPr>
+      <w:r>
+        <w:t>Erforderlich sind vollständige Börsenexporte, Zuordnung der Ein- und Auszahlungsadressen, Signaturnachweis für selbstverwahrte Adressen, Anschaffungskosten, Kursquelle zum Stichtag und Belege für spätere Verwendung. Der Nachweis darf keine geheimen Schlüssel offenlegen.</w:t>
+      </w:r>
+    </w:p>
+    <w:p>
+      <w:pPr>
+        <w:jc w:val="both"/>
+      </w:pPr>
+      <w:r>
+        <w:t>Josef Rottaler Steuerberater</w:t>
       </w:r>
     </w:p>
     <w:sectPr>
-      <w:pgSz w:w="12240" w:h="15840"/>
-      <w:pgMar w:top="1440" w:right="1800" w:bottom="1440" w:left="1800" w:header="720" w:footer="720" w:gutter="0"/>
+      <w:headerReference w:type="default" r:id="rId9"/>
+      <w:footerReference w:type="default" r:id="rId10"/>
+      <w:pgSz w:w="11906" w:h="16838"/>
+      <w:pgMar w:top="1020" w:right="1134" w:bottom="1020" w:left="1417" w:header="454" w:footer="454" w:gutter="0"/>
       <w:cols w:space="720"/>
       <w:docGrid w:linePitch="360"/>
     </w:sectPr>
   </w:body>
 </w:document>
+</file>
+
+<file path=word/footer1.xml><?xml version="1.0" encoding="utf-8"?>
+<w:ftr xmlns:m="http://schemas.openxmlformats.org/officeDocument/2006/math" xmlns:mc="http://schemas.openxmlformats.org/markup-compatibility/2006" xmlns:mo="http://schemas.microsoft.com/office/mac/office/2008/main" xmlns:mv="urn:schemas-microsoft-com:mac:vml" xmlns:o="urn:schemas-microsoft-com:office:office" xmlns:r="http://schemas.openxmlformats.org/officeDocument/2006/relationships" xmlns:v="urn:schemas-microsoft-com:vml" xmlns:w10="urn:schemas-microsoft-com:office:word" xmlns:w14="http://schemas.microsoft.com/office/word/2010/wordml" xmlns:w="http://schemas.openxmlformats.org/wordprocessingml/2006/main" xmlns:wne="http://schemas.microsoft.com/office/word/2006/wordml" xmlns:wp14="http://schemas.microsoft.com/office/word/2010/wordprocessingDrawing" xmlns:wp="http://schemas.openxmlformats.org/drawingml/2006/wordprocessingDrawing" xmlns:wpc="http://schemas.microsoft.com/office/word/2010/wordprocessingCanvas" xmlns:wpg="http://schemas.microsoft.com/office/word/2010/wordprocessingGroup" xmlns:wpi="http://schemas.microsoft.com/office/word/2010/wordprocessingInk" xmlns:wps="http://schemas.microsoft.com/office/word/2010/wordprocessingShape" mc:Ignorable="w14 wp14">
+  <w:p>
+    <w:pPr>
+      <w:pStyle w:val="Footer"/>
+      <w:spacing w:before="0"/>
+      <w:jc w:val="right"/>
+    </w:pPr>
+    <w:r>
+      <w:rPr>
+        <w:rFonts w:ascii="Arial" w:hAnsi="Arial"/>
+        <w:color w:val="586069"/>
+        <w:sz w:val="16"/>
+      </w:rPr>
+      <w:t xml:space="preserve">Seite </w:t>
+    </w:r>
+    <w:r>
+      <w:rPr>
+        <w:rFonts w:ascii="Arial" w:hAnsi="Arial"/>
+        <w:color w:val="586069"/>
+        <w:sz w:val="16"/>
+      </w:rPr>
+      <w:fldChar w:fldCharType="begin"/>
+      <w:instrText xml:space="preserve"> PAGE </w:instrText>
+      <w:fldChar w:fldCharType="end"/>
+    </w:r>
+  </w:p>
+</w:ftr>
+</file>
+
+<file path=word/header1.xml><?xml version="1.0" encoding="utf-8"?>
+<w:hdr xmlns:m="http://schemas.openxmlformats.org/officeDocument/2006/math" xmlns:mc="http://schemas.openxmlformats.org/markup-compatibility/2006" xmlns:mo="http://schemas.microsoft.com/office/mac/office/2008/main" xmlns:mv="urn:schemas-microsoft-com:mac:vml" xmlns:o="urn:schemas-microsoft-com:office:office" xmlns:r="http://schemas.openxmlformats.org/officeDocument/2006/relationships" xmlns:v="urn:schemas-microsoft-com:vml" xmlns:w10="urn:schemas-microsoft-com:office:word" xmlns:w14="http://schemas.microsoft.com/office/word/2010/wordml" xmlns:w="http://schemas.openxmlformats.org/wordprocessingml/2006/main" xmlns:wne="http://schemas.microsoft.com/office/word/2006/wordml" xmlns:wp14="http://schemas.microsoft.com/office/word/2010/wordprocessingDrawing" xmlns:wp="http://schemas.openxmlformats.org/drawingml/2006/wordprocessingDrawing" xmlns:wpc="http://schemas.microsoft.com/office/word/2010/wordprocessingCanvas" xmlns:wpg="http://schemas.microsoft.com/office/word/2010/wordprocessingGroup" xmlns:wpi="http://schemas.microsoft.com/office/word/2010/wordprocessingInk" xmlns:wps="http://schemas.microsoft.com/office/word/2010/wordprocessingShape" mc:Ignorable="w14 wp14">
+  <w:p>
+    <w:pPr>
+      <w:pStyle w:val="Header"/>
+      <w:spacing w:after="0"/>
+      <w:jc w:val="right"/>
+    </w:pPr>
+    <w:r>
+      <w:rPr>
+        <w:rFonts w:ascii="Arial" w:hAnsi="Arial"/>
+        <w:color w:val="586069"/>
+        <w:sz w:val="16"/>
+      </w:rPr>
+      <w:t>Steuerkanzlei Rottaler  |  RO/KR-2026-17</w:t>
+    </w:r>
+  </w:p>
+</w:hdr>
 </file>
 
 <file path=word/numbering.xml><?xml version="1.0" encoding="utf-8"?>
@@ -409,9 +995,13 @@
     <w:name w:val="Normal"/>
     <w:qFormat/>
     <w:rsid w:val="00FC693F"/>
+    <w:pPr>
+      <w:widowControl/>
+      <w:spacing w:before="0" w:after="120" w:line="276" w:lineRule="auto"/>
+    </w:pPr>
     <w:rPr>
-      <w:rFonts w:ascii="Times New Roman" w:hAnsi="Times New Roman"/>
-      <w:sz w:val="22"/>
+      <w:rFonts w:ascii="Arial" w:hAnsi="Arial"/>
+      <w:sz w:val="21"/>
     </w:rPr>
   </w:style>
   <w:style w:type="paragraph" w:styleId="Header">
@@ -469,15 +1059,15 @@
     <w:pPr>
       <w:keepNext/>
       <w:keepLines/>
-      <w:spacing w:before="480" w:after="0"/>
+      <w:spacing w:before="240" w:after="120"/>
       <w:outlineLvl w:val="0"/>
     </w:pPr>
     <w:rPr>
-      <w:rFonts w:asciiTheme="majorHAnsi" w:eastAsiaTheme="majorEastAsia" w:hAnsiTheme="majorHAnsi" w:cstheme="majorBidi" w:ascii="Times New Roman" w:hAnsi="Times New Roman"/>
+      <w:rFonts w:asciiTheme="majorHAnsi" w:eastAsiaTheme="majorEastAsia" w:hAnsiTheme="majorHAnsi" w:cstheme="majorBidi" w:ascii="Arial" w:hAnsi="Arial"/>
       <w:b/>
       <w:bCs/>
-      <w:color w:val="365F91" w:themeColor="accent1" w:themeShade="BF"/>
-      <w:sz w:val="26"/>
+      <w:color w:val="17365D"/>
+      <w:sz w:val="25"/>
       <w:szCs w:val="28"/>
     </w:rPr>
   </w:style>
@@ -493,15 +1083,15 @@
     <w:pPr>
       <w:keepNext/>
       <w:keepLines/>
-      <w:spacing w:before="200" w:after="0"/>
+      <w:spacing w:before="200" w:after="100"/>
       <w:outlineLvl w:val="1"/>
     </w:pPr>
     <w:rPr>
-      <w:rFonts w:asciiTheme="majorHAnsi" w:eastAsiaTheme="majorEastAsia" w:hAnsiTheme="majorHAnsi" w:cstheme="majorBidi" w:ascii="Times New Roman" w:hAnsi="Times New Roman"/>
+      <w:rFonts w:asciiTheme="majorHAnsi" w:eastAsiaTheme="majorEastAsia" w:hAnsiTheme="majorHAnsi" w:cstheme="majorBidi" w:ascii="Arial" w:hAnsi="Arial"/>
       <w:b/>
       <w:bCs/>
-      <w:color w:val="4F81BD" w:themeColor="accent1"/>
-      <w:sz w:val="24"/>
+      <w:color w:val="17365D"/>
+      <w:sz w:val="23"/>
       <w:szCs w:val="26"/>
     </w:rPr>
   </w:style>
@@ -517,15 +1107,15 @@
     <w:pPr>
       <w:keepNext/>
       <w:keepLines/>
-      <w:spacing w:before="200" w:after="0"/>
+      <w:spacing w:before="160" w:after="80"/>
       <w:outlineLvl w:val="2"/>
     </w:pPr>
     <w:rPr>
-      <w:rFonts w:asciiTheme="majorHAnsi" w:eastAsiaTheme="majorEastAsia" w:hAnsiTheme="majorHAnsi" w:cstheme="majorBidi" w:ascii="Times New Roman" w:hAnsi="Times New Roman"/>
+      <w:rFonts w:asciiTheme="majorHAnsi" w:eastAsiaTheme="majorEastAsia" w:hAnsiTheme="majorHAnsi" w:cstheme="majorBidi" w:ascii="Arial" w:hAnsi="Arial"/>
       <w:b/>
       <w:bCs/>
-      <w:color w:val="4F81BD" w:themeColor="accent1"/>
-      <w:sz w:val="24"/>
+      <w:color w:val="17365D"/>
+      <w:sz w:val="21"/>
     </w:rPr>
   </w:style>
   <w:style w:type="paragraph" w:styleId="Heading4">
@@ -759,15 +1349,16 @@
       <w:pBdr>
         <w:bottom w:val="single" w:sz="8" w:space="4" w:color="4F81BD" w:themeColor="accent1"/>
       </w:pBdr>
-      <w:spacing w:after="300" w:line="240" w:lineRule="auto"/>
+      <w:spacing w:after="200" w:line="240" w:lineRule="auto" w:before="160"/>
       <w:contextualSpacing/>
     </w:pPr>
     <w:rPr>
-      <w:rFonts w:asciiTheme="majorHAnsi" w:eastAsiaTheme="majorEastAsia" w:hAnsiTheme="majorHAnsi" w:cstheme="majorBidi"/>
-      <w:color w:val="17365D" w:themeColor="text2" w:themeShade="BF"/>
+      <w:rFonts w:asciiTheme="majorHAnsi" w:eastAsiaTheme="majorEastAsia" w:hAnsiTheme="majorHAnsi" w:cstheme="majorBidi" w:ascii="Arial" w:hAnsi="Arial"/>
+      <w:b/>
+      <w:color w:val="17365D"/>
       <w:spacing w:val="5"/>
       <w:kern w:val="28"/>
-      <w:sz w:val="52"/>
+      <w:sz w:val="30"/>
       <w:szCs w:val="52"/>
     </w:rPr>
   </w:style>
